--- a/Mongo Db/mongo db.docx
+++ b/Mongo Db/mongo db.docx
@@ -3270,10 +3270,10 @@
       <w:r>
         <w:rPr>
           <w:rFonts w:ascii="Vazir" w:hAnsi="Vazir" w:cs="Vazir"/>
-          <w:sz w:val="24"/>
-          <w:szCs w:val="24"/>
-          <w:rtl/>
-          <w:lang w:bidi="fa-IR"/>
+          <w:noProof/>
+          <w:sz w:val="24"/>
+          <w:szCs w:val="24"/>
+          <w:rtl/>
         </w:rPr>
         <w:drawing>
           <wp:inline distT="0" distB="0" distL="0" distR="0" wp14:anchorId="41B4BD00" wp14:editId="58C03E97">
@@ -3625,10 +3625,10 @@
       <w:r>
         <w:rPr>
           <w:rFonts w:ascii="Vazir" w:hAnsi="Vazir" w:cs="Vazir"/>
-          <w:sz w:val="24"/>
-          <w:szCs w:val="24"/>
-          <w:rtl/>
-          <w:lang w:bidi="fa-IR"/>
+          <w:noProof/>
+          <w:sz w:val="24"/>
+          <w:szCs w:val="24"/>
+          <w:rtl/>
         </w:rPr>
         <w:drawing>
           <wp:inline distT="0" distB="0" distL="0" distR="0" wp14:anchorId="7AE484CE" wp14:editId="16A3B72F">
@@ -3670,13 +3670,410 @@
     <w:p>
       <w:pPr>
         <w:bidi/>
-        <w:rPr>
-          <w:rFonts w:ascii="Vazir" w:hAnsi="Vazir" w:cs="Vazir" w:hint="cs"/>
-          <w:sz w:val="24"/>
-          <w:szCs w:val="24"/>
-          <w:lang w:bidi="fa-IR"/>
-        </w:rPr>
-      </w:pPr>
+        <w:jc w:val="center"/>
+        <w:rPr>
+          <w:rFonts w:ascii="Vazir" w:hAnsi="Vazir" w:cs="Vazir"/>
+          <w:sz w:val="24"/>
+          <w:szCs w:val="24"/>
+          <w:lang w:bidi="fa-IR"/>
+        </w:rPr>
+      </w:pPr>
+    </w:p>
+    <w:p>
+      <w:pPr>
+        <w:bidi/>
+        <w:jc w:val="center"/>
+        <w:rPr>
+          <w:rFonts w:ascii="Vazir" w:hAnsi="Vazir" w:cs="Vazir"/>
+          <w:sz w:val="24"/>
+          <w:szCs w:val="24"/>
+          <w:lang w:bidi="fa-IR"/>
+        </w:rPr>
+      </w:pPr>
+    </w:p>
+    <w:p>
+      <w:pPr>
+        <w:bidi/>
+        <w:jc w:val="center"/>
+        <w:rPr>
+          <w:rFonts w:ascii="Vazir" w:hAnsi="Vazir" w:cs="Vazir"/>
+          <w:sz w:val="24"/>
+          <w:szCs w:val="24"/>
+          <w:lang w:bidi="fa-IR"/>
+        </w:rPr>
+      </w:pPr>
+    </w:p>
+    <w:p>
+      <w:pPr>
+        <w:bidi/>
+        <w:jc w:val="center"/>
+        <w:rPr>
+          <w:rFonts w:ascii="Vazir" w:hAnsi="Vazir" w:cs="Vazir"/>
+          <w:sz w:val="24"/>
+          <w:szCs w:val="24"/>
+          <w:lang w:bidi="fa-IR"/>
+        </w:rPr>
+      </w:pPr>
+    </w:p>
+    <w:p>
+      <w:pPr>
+        <w:bidi/>
+        <w:jc w:val="center"/>
+        <w:rPr>
+          <w:rFonts w:ascii="Vazir" w:hAnsi="Vazir" w:cs="Vazir"/>
+          <w:sz w:val="24"/>
+          <w:szCs w:val="24"/>
+          <w:lang w:bidi="fa-IR"/>
+        </w:rPr>
+      </w:pPr>
+    </w:p>
+    <w:p>
+      <w:pPr>
+        <w:bidi/>
+        <w:jc w:val="center"/>
+        <w:rPr>
+          <w:rFonts w:ascii="Vazir" w:hAnsi="Vazir" w:cs="Vazir"/>
+          <w:sz w:val="24"/>
+          <w:szCs w:val="24"/>
+          <w:lang w:bidi="fa-IR"/>
+        </w:rPr>
+      </w:pPr>
+    </w:p>
+    <w:p>
+      <w:pPr>
+        <w:bidi/>
+        <w:jc w:val="center"/>
+        <w:rPr>
+          <w:rFonts w:ascii="Vazir" w:hAnsi="Vazir" w:cs="Vazir"/>
+          <w:sz w:val="24"/>
+          <w:szCs w:val="24"/>
+          <w:lang w:bidi="fa-IR"/>
+        </w:rPr>
+      </w:pPr>
+    </w:p>
+    <w:p>
+      <w:pPr>
+        <w:bidi/>
+        <w:jc w:val="center"/>
+        <w:rPr>
+          <w:rFonts w:ascii="Vazir" w:hAnsi="Vazir" w:cs="Vazir"/>
+          <w:sz w:val="24"/>
+          <w:szCs w:val="24"/>
+          <w:lang w:bidi="fa-IR"/>
+        </w:rPr>
+      </w:pPr>
+    </w:p>
+    <w:p>
+      <w:pPr>
+        <w:bidi/>
+        <w:jc w:val="center"/>
+        <w:rPr>
+          <w:rFonts w:ascii="Vazir" w:hAnsi="Vazir" w:cs="Vazir"/>
+          <w:sz w:val="24"/>
+          <w:szCs w:val="24"/>
+          <w:lang w:bidi="fa-IR"/>
+        </w:rPr>
+      </w:pPr>
+    </w:p>
+    <w:p>
+      <w:pPr>
+        <w:bidi/>
+        <w:jc w:val="center"/>
+        <w:rPr>
+          <w:rFonts w:ascii="Vazir" w:hAnsi="Vazir" w:cs="Vazir"/>
+          <w:sz w:val="24"/>
+          <w:szCs w:val="24"/>
+          <w:lang w:bidi="fa-IR"/>
+        </w:rPr>
+      </w:pPr>
+    </w:p>
+    <w:p>
+      <w:pPr>
+        <w:bidi/>
+        <w:jc w:val="center"/>
+        <w:rPr>
+          <w:rFonts w:ascii="Vazir" w:hAnsi="Vazir" w:cs="Vazir"/>
+          <w:sz w:val="24"/>
+          <w:szCs w:val="24"/>
+          <w:lang w:bidi="fa-IR"/>
+        </w:rPr>
+      </w:pPr>
+    </w:p>
+    <w:p>
+      <w:pPr>
+        <w:bidi/>
+        <w:jc w:val="center"/>
+        <w:rPr>
+          <w:rFonts w:ascii="Vazir" w:hAnsi="Vazir" w:cs="Vazir"/>
+          <w:sz w:val="24"/>
+          <w:szCs w:val="24"/>
+          <w:lang w:bidi="fa-IR"/>
+        </w:rPr>
+      </w:pPr>
+    </w:p>
+    <w:p>
+      <w:pPr>
+        <w:bidi/>
+        <w:jc w:val="center"/>
+        <w:rPr>
+          <w:rFonts w:ascii="Vazir" w:hAnsi="Vazir" w:cs="Vazir"/>
+          <w:sz w:val="24"/>
+          <w:szCs w:val="24"/>
+          <w:lang w:bidi="fa-IR"/>
+        </w:rPr>
+      </w:pPr>
+    </w:p>
+    <w:p>
+      <w:pPr>
+        <w:bidi/>
+        <w:jc w:val="center"/>
+        <w:rPr>
+          <w:rFonts w:ascii="Vazir" w:hAnsi="Vazir" w:cs="Vazir"/>
+          <w:sz w:val="24"/>
+          <w:szCs w:val="24"/>
+          <w:lang w:bidi="fa-IR"/>
+        </w:rPr>
+      </w:pPr>
+    </w:p>
+    <w:p>
+      <w:pPr>
+        <w:bidi/>
+        <w:jc w:val="center"/>
+        <w:rPr>
+          <w:rFonts w:ascii="Vazir" w:hAnsi="Vazir" w:cs="Vazir"/>
+          <w:sz w:val="24"/>
+          <w:szCs w:val="24"/>
+          <w:lang w:bidi="fa-IR"/>
+        </w:rPr>
+      </w:pPr>
+    </w:p>
+    <w:p>
+      <w:pPr>
+        <w:bidi/>
+        <w:jc w:val="center"/>
+        <w:rPr>
+          <w:rFonts w:ascii="Vazir" w:hAnsi="Vazir" w:cs="Vazir"/>
+          <w:sz w:val="24"/>
+          <w:szCs w:val="24"/>
+          <w:lang w:bidi="fa-IR"/>
+        </w:rPr>
+      </w:pPr>
+    </w:p>
+    <w:p>
+      <w:pPr>
+        <w:bidi/>
+        <w:jc w:val="center"/>
+        <w:rPr>
+          <w:rFonts w:ascii="Vazir" w:hAnsi="Vazir" w:cs="Vazir"/>
+          <w:sz w:val="24"/>
+          <w:szCs w:val="24"/>
+          <w:lang w:bidi="fa-IR"/>
+        </w:rPr>
+      </w:pPr>
+    </w:p>
+    <w:p>
+      <w:pPr>
+        <w:bidi/>
+        <w:jc w:val="center"/>
+        <w:rPr>
+          <w:rFonts w:ascii="Vazir" w:hAnsi="Vazir" w:cs="Vazir"/>
+          <w:sz w:val="24"/>
+          <w:szCs w:val="24"/>
+          <w:rtl/>
+          <w:lang w:bidi="fa-IR"/>
+        </w:rPr>
+      </w:pPr>
+      <w:r>
+        <w:rPr>
+          <w:rFonts w:ascii="Vazir" w:hAnsi="Vazir" w:cs="Vazir" w:hint="cs"/>
+          <w:sz w:val="24"/>
+          <w:szCs w:val="24"/>
+          <w:rtl/>
+          <w:lang w:bidi="fa-IR"/>
+        </w:rPr>
+        <w:lastRenderedPageBreak/>
+        <w:t>جلسه پنجم</w:t>
+      </w:r>
+    </w:p>
+    <w:p>
+      <w:pPr>
+        <w:bidi/>
+        <w:rPr>
+          <w:rFonts w:ascii="Vazir" w:hAnsi="Vazir" w:cs="Vazir"/>
+          <w:sz w:val="24"/>
+          <w:szCs w:val="24"/>
+          <w:rtl/>
+          <w:lang w:bidi="fa-IR"/>
+        </w:rPr>
+      </w:pPr>
+      <w:r>
+        <w:rPr>
+          <w:rFonts w:ascii="Vazir" w:hAnsi="Vazir" w:cs="Vazir" w:hint="cs"/>
+          <w:sz w:val="24"/>
+          <w:szCs w:val="24"/>
+          <w:rtl/>
+          <w:lang w:bidi="fa-IR"/>
+        </w:rPr>
+        <w:t xml:space="preserve">از قراردادن کلاس </w:t>
+      </w:r>
+      <w:proofErr w:type="spellStart"/>
+      <w:r>
+        <w:rPr>
+          <w:rFonts w:ascii="Vazir" w:hAnsi="Vazir" w:cs="Vazir"/>
+          <w:sz w:val="24"/>
+          <w:szCs w:val="24"/>
+          <w:lang w:bidi="fa-IR"/>
+        </w:rPr>
+        <w:t>MongoClient</w:t>
+      </w:r>
+      <w:proofErr w:type="spellEnd"/>
+      <w:r>
+        <w:rPr>
+          <w:rFonts w:ascii="Vazir" w:hAnsi="Vazir" w:cs="Vazir" w:hint="cs"/>
+          <w:sz w:val="24"/>
+          <w:szCs w:val="24"/>
+          <w:rtl/>
+          <w:lang w:bidi="fa-IR"/>
+        </w:rPr>
+        <w:t xml:space="preserve"> در </w:t>
+      </w:r>
+      <w:proofErr w:type="spellStart"/>
+      <w:r>
+        <w:rPr>
+          <w:rFonts w:ascii="Vazir" w:hAnsi="Vazir" w:cs="Vazir"/>
+          <w:sz w:val="24"/>
+          <w:szCs w:val="24"/>
+          <w:lang w:bidi="fa-IR"/>
+        </w:rPr>
+        <w:t>ctor</w:t>
+      </w:r>
+      <w:proofErr w:type="spellEnd"/>
+      <w:r>
+        <w:rPr>
+          <w:rFonts w:ascii="Vazir" w:hAnsi="Vazir" w:cs="Vazir" w:hint="cs"/>
+          <w:sz w:val="24"/>
+          <w:szCs w:val="24"/>
+          <w:rtl/>
+          <w:lang w:bidi="fa-IR"/>
+        </w:rPr>
+        <w:t xml:space="preserve"> مربوط به سرویس خود پرهیز کنید زیر را به ازای هر درخواست یک </w:t>
+      </w:r>
+      <w:r>
+        <w:rPr>
+          <w:rFonts w:ascii="Vazir" w:hAnsi="Vazir" w:cs="Vazir"/>
+          <w:sz w:val="24"/>
+          <w:szCs w:val="24"/>
+          <w:lang w:bidi="fa-IR"/>
+        </w:rPr>
+        <w:t>connection</w:t>
+      </w:r>
+      <w:r>
+        <w:rPr>
+          <w:rFonts w:ascii="Vazir" w:hAnsi="Vazir" w:cs="Vazir" w:hint="cs"/>
+          <w:sz w:val="24"/>
+          <w:szCs w:val="24"/>
+          <w:rtl/>
+          <w:lang w:bidi="fa-IR"/>
+        </w:rPr>
+        <w:t xml:space="preserve"> ایجاد می کند راه حل درست این است که یک </w:t>
+      </w:r>
+      <w:r>
+        <w:rPr>
+          <w:rFonts w:ascii="Vazir" w:hAnsi="Vazir" w:cs="Vazir"/>
+          <w:sz w:val="24"/>
+          <w:szCs w:val="24"/>
+          <w:lang w:bidi="fa-IR"/>
+        </w:rPr>
+        <w:t>Singleton</w:t>
+      </w:r>
+      <w:r>
+        <w:rPr>
+          <w:rFonts w:ascii="Vazir" w:hAnsi="Vazir" w:cs="Vazir" w:hint="cs"/>
+          <w:sz w:val="24"/>
+          <w:szCs w:val="24"/>
+          <w:rtl/>
+          <w:lang w:bidi="fa-IR"/>
+        </w:rPr>
+        <w:t xml:space="preserve"> از </w:t>
+      </w:r>
+      <w:proofErr w:type="spellStart"/>
+      <w:r>
+        <w:rPr>
+          <w:rFonts w:ascii="Vazir" w:hAnsi="Vazir" w:cs="Vazir"/>
+          <w:sz w:val="24"/>
+          <w:szCs w:val="24"/>
+          <w:lang w:bidi="fa-IR"/>
+        </w:rPr>
+        <w:t>MongoClient</w:t>
+      </w:r>
+      <w:proofErr w:type="spellEnd"/>
+      <w:r>
+        <w:rPr>
+          <w:rFonts w:ascii="Vazir" w:hAnsi="Vazir" w:cs="Vazir" w:hint="cs"/>
+          <w:sz w:val="24"/>
+          <w:szCs w:val="24"/>
+          <w:rtl/>
+          <w:lang w:bidi="fa-IR"/>
+        </w:rPr>
+        <w:t xml:space="preserve"> ایجاد کنیم و از آن استفاده کنیم.</w:t>
+      </w:r>
+    </w:p>
+    <w:p>
+      <w:pPr>
+        <w:bidi/>
+        <w:jc w:val="center"/>
+        <w:rPr>
+          <w:rFonts w:ascii="Vazir" w:hAnsi="Vazir" w:cs="Vazir" w:hint="cs"/>
+          <w:sz w:val="24"/>
+          <w:szCs w:val="24"/>
+          <w:rtl/>
+          <w:lang w:bidi="fa-IR"/>
+        </w:rPr>
+      </w:pPr>
+      <w:r>
+        <w:rPr>
+          <w:rFonts w:ascii="Vazir" w:hAnsi="Vazir" w:cs="Vazir"/>
+          <w:sz w:val="24"/>
+          <w:szCs w:val="24"/>
+          <w:rtl/>
+          <w:lang w:bidi="fa-IR"/>
+        </w:rPr>
+        <w:drawing>
+          <wp:inline distT="0" distB="0" distL="0" distR="0" wp14:anchorId="37586436" wp14:editId="6EB40F08">
+            <wp:extent cx="5943600" cy="1079500"/>
+            <wp:effectExtent l="0" t="0" r="0" b="6350"/>
+            <wp:docPr id="5" name="Picture 5"/>
+            <wp:cNvGraphicFramePr>
+              <a:graphicFrameLocks xmlns:a="http://schemas.openxmlformats.org/drawingml/2006/main" noChangeAspect="1"/>
+            </wp:cNvGraphicFramePr>
+            <a:graphic xmlns:a="http://schemas.openxmlformats.org/drawingml/2006/main">
+              <a:graphicData uri="http://schemas.openxmlformats.org/drawingml/2006/picture">
+                <pic:pic xmlns:pic="http://schemas.openxmlformats.org/drawingml/2006/picture">
+                  <pic:nvPicPr>
+                    <pic:cNvPr id="1" name=""/>
+                    <pic:cNvPicPr/>
+                  </pic:nvPicPr>
+                  <pic:blipFill>
+                    <a:blip r:embed="rId10"/>
+                    <a:stretch>
+                      <a:fillRect/>
+                    </a:stretch>
+                  </pic:blipFill>
+                  <pic:spPr>
+                    <a:xfrm>
+                      <a:off x="0" y="0"/>
+                      <a:ext cx="5943600" cy="1079500"/>
+                    </a:xfrm>
+                    <a:prstGeom prst="rect">
+                      <a:avLst/>
+                    </a:prstGeom>
+                  </pic:spPr>
+                </pic:pic>
+              </a:graphicData>
+            </a:graphic>
+          </wp:inline>
+        </w:drawing>
+      </w:r>
       <w:bookmarkStart w:id="0" w:name="_GoBack"/>
       <w:bookmarkEnd w:id="0"/>
     </w:p>
@@ -4511,7 +4908,7 @@
 </file>
 
 <file path=customXml/itemProps1.xml><?xml version="1.0" encoding="utf-8"?>
-<ds:datastoreItem xmlns:ds="http://schemas.openxmlformats.org/officeDocument/2006/customXml" ds:itemID="{38EAEF8E-55F9-4771-AF07-6D6BA795D9F4}">
+<ds:datastoreItem xmlns:ds="http://schemas.openxmlformats.org/officeDocument/2006/customXml" ds:itemID="{E84E81AE-58CF-4F02-9E4A-DF20193D196B}">
   <ds:schemaRefs>
     <ds:schemaRef ds:uri="http://schemas.openxmlformats.org/officeDocument/2006/bibliography"/>
   </ds:schemaRefs>
